--- a/tillsyn/S 649-2023 tillsynsbegäran.docx
+++ b/tillsyn/S 649-2023 tillsynsbegäran.docx
@@ -958,7 +958,7 @@
     <w:r>
       <w:tab/>
       <w:tab/>
-      <w:t>2026-07-13</w:t>
+      <w:t>2026-07-14</w:t>
       <w:br/>
       <w:br/>
     </w:r>

--- a/tillsyn/S 649-2023 tillsynsbegäran.docx
+++ b/tillsyn/S 649-2023 tillsynsbegäran.docx
@@ -958,7 +958,7 @@
     <w:r>
       <w:tab/>
       <w:tab/>
-      <w:t>2026-07-14</w:t>
+      <w:t>2026-07-15</w:t>
       <w:br/>
       <w:br/>
     </w:r>

--- a/tillsyn/S 649-2023 tillsynsbegäran.docx
+++ b/tillsyn/S 649-2023 tillsynsbegäran.docx
@@ -958,7 +958,7 @@
     <w:r>
       <w:tab/>
       <w:tab/>
-      <w:t>2026-07-15</w:t>
+      <w:t>2026-07-16</w:t>
       <w:br/>
       <w:br/>
     </w:r>

--- a/tillsyn/S 649-2023 tillsynsbegäran.docx
+++ b/tillsyn/S 649-2023 tillsynsbegäran.docx
@@ -958,7 +958,7 @@
     <w:r>
       <w:tab/>
       <w:tab/>
-      <w:t>2026-07-16</w:t>
+      <w:t>2026-07-17</w:t>
       <w:br/>
       <w:br/>
     </w:r>

--- a/tillsyn/S 649-2023 tillsynsbegäran.docx
+++ b/tillsyn/S 649-2023 tillsynsbegäran.docx
@@ -958,7 +958,7 @@
     <w:r>
       <w:tab/>
       <w:tab/>
-      <w:t>2026-07-17</w:t>
+      <w:t>2026-07-18</w:t>
       <w:br/>
       <w:br/>
     </w:r>

--- a/tillsyn/S 649-2023 tillsynsbegäran.docx
+++ b/tillsyn/S 649-2023 tillsynsbegäran.docx
@@ -958,7 +958,7 @@
     <w:r>
       <w:tab/>
       <w:tab/>
-      <w:t>2026-07-18</w:t>
+      <w:t>2026-07-19</w:t>
       <w:br/>
       <w:br/>
     </w:r>

--- a/tillsyn/S 649-2023 tillsynsbegäran.docx
+++ b/tillsyn/S 649-2023 tillsynsbegäran.docx
@@ -958,7 +958,7 @@
     <w:r>
       <w:tab/>
       <w:tab/>
-      <w:t>2026-07-19</w:t>
+      <w:t>2026-07-20</w:t>
       <w:br/>
       <w:br/>
     </w:r>

--- a/tillsyn/S 649-2023 tillsynsbegäran.docx
+++ b/tillsyn/S 649-2023 tillsynsbegäran.docx
@@ -958,7 +958,7 @@
     <w:r>
       <w:tab/>
       <w:tab/>
-      <w:t>2026-07-20</w:t>
+      <w:t>2026-07-21</w:t>
       <w:br/>
       <w:br/>
     </w:r>

--- a/tillsyn/S 649-2023 tillsynsbegäran.docx
+++ b/tillsyn/S 649-2023 tillsynsbegäran.docx
@@ -958,7 +958,7 @@
     <w:r>
       <w:tab/>
       <w:tab/>
-      <w:t>2026-07-21</w:t>
+      <w:t>2026-07-22</w:t>
       <w:br/>
       <w:br/>
     </w:r>

--- a/tillsyn/S 649-2023 tillsynsbegäran.docx
+++ b/tillsyn/S 649-2023 tillsynsbegäran.docx
@@ -958,7 +958,7 @@
     <w:r>
       <w:tab/>
       <w:tab/>
-      <w:t>2026-07-22</w:t>
+      <w:t>2026-07-23</w:t>
       <w:br/>
       <w:br/>
     </w:r>

--- a/tillsyn/S 649-2023 tillsynsbegäran.docx
+++ b/tillsyn/S 649-2023 tillsynsbegäran.docx
@@ -958,7 +958,7 @@
     <w:r>
       <w:tab/>
       <w:tab/>
-      <w:t>2026-07-23</w:t>
+      <w:t>2026-07-24</w:t>
       <w:br/>
       <w:br/>
     </w:r>

--- a/tillsyn/S 649-2023 tillsynsbegäran.docx
+++ b/tillsyn/S 649-2023 tillsynsbegäran.docx
@@ -958,7 +958,7 @@
     <w:r>
       <w:tab/>
       <w:tab/>
-      <w:t>2026-07-24</w:t>
+      <w:t>2026-07-25</w:t>
       <w:br/>
       <w:br/>
     </w:r>

--- a/tillsyn/S 649-2023 tillsynsbegäran.docx
+++ b/tillsyn/S 649-2023 tillsynsbegäran.docx
@@ -65,7 +65,7 @@
     </w:p>
     <w:p>
       <w:r>
-        <w:t>I och inom 22 meter från samrådsanmälan finns fynd av 21 naturvårdsarter, varav 11 är rödlistade, 13 är fridlysta, 5 är typiska (T) och 1 är signalart (S): hornuggla (EN, §4), brunfläckig pärlemorfjäril (VU), igelkott (VU), slåttergubbe (VU), järnsparv (NT, §4), mindre tåtelsmygare (NT), motaggsvamp (NT, T), skogshare (NT), sparvuggla (NT, §4), talltita (NT, §4), älg (NT), tibast (S, T), mattlummer (T, §9), nattskärra (T, §4), tjäder (T, §4), grönsiska (§4), kråka (§4), kungsfågel (§4), svartvit flugsnappare (§4), utter (§4a) och revlummer (§9). Se Figur 1.</w:t>
+        <w:t>I och inom 22 meter från samrådsanmälan finns fynd av 20 naturvårdsarter, varav 10 är rödlistade, 13 är fridlysta, 5 är typiska (T) och 1 är signalart (S): hornuggla (EN, §4), brunfläckig pärlemorfjäril (VU), igelkott (VU), slåttergubbe (VU), järnsparv (NT, §4), mindre tåtelsmygare (NT), motaggsvamp (NT, T), skogshare (NT), sparvuggla (NT, §4), talltita (NT, §4), tibast (S, T), mattlummer (T, §9), nattskärra (T, §4), tjäder (T, §4), grönsiska (§4), kråka (§4), kungsfågel (§4), svartvit flugsnappare (§4), utter (§4a) och revlummer (§9). Se Figur 1.</w:t>
       </w:r>
     </w:p>
     <w:p>
@@ -958,7 +958,7 @@
     <w:r>
       <w:tab/>
       <w:tab/>
-      <w:t>2026-07-25</w:t>
+      <w:t>2026-07-26</w:t>
       <w:br/>
       <w:br/>
     </w:r>

--- a/tillsyn/S 649-2023 tillsynsbegäran.docx
+++ b/tillsyn/S 649-2023 tillsynsbegäran.docx
@@ -65,7 +65,7 @@
     </w:p>
     <w:p>
       <w:r>
-        <w:t>I och inom 22 meter från samrådsanmälan finns fynd av 20 naturvårdsarter, varav 10 är rödlistade, 13 är fridlysta, 5 är typiska (T) och 1 är signalart (S): hornuggla (EN, §4), brunfläckig pärlemorfjäril (VU), igelkott (VU), slåttergubbe (VU), järnsparv (NT, §4), mindre tåtelsmygare (NT), motaggsvamp (NT, T), skogshare (NT), sparvuggla (NT, §4), talltita (NT, §4), tibast (S, T), mattlummer (T, §9), nattskärra (T, §4), tjäder (T, §4), grönsiska (§4), kråka (§4), kungsfågel (§4), svartvit flugsnappare (§4), utter (§4a) och revlummer (§9). Se Figur 1.</w:t>
+        <w:t>I och inom 22 meter från samrådsanmälan finns fynd av 21 naturvårdsarter, varav 11 är rödlistade, 13 är fridlysta, 5 är typiska (T) och 1 är signalart (S): hornuggla (EN, §4), brunfläckig pärlemorfjäril (VU), igelkott (VU), slåttergubbe (VU), järnsparv (NT, §4), mindre tåtelsmygare (NT), motaggsvamp (NT, T), skogshare (NT), sparvuggla (NT, §4), talltita (NT, §4), älg (NT), tibast (S, T), mattlummer (T, §9), nattskärra (T, §4), tjäder (T, §4), grönsiska (§4), kråka (§4), kungsfågel (§4), svartvit flugsnappare (§4), utter (§4a) och revlummer (§9). Se Figur 1.</w:t>
       </w:r>
     </w:p>
     <w:p>
@@ -958,7 +958,7 @@
     <w:r>
       <w:tab/>
       <w:tab/>
-      <w:t>2026-07-26</w:t>
+      <w:t>2026-07-27</w:t>
       <w:br/>
       <w:br/>
     </w:r>

--- a/tillsyn/S 649-2023 tillsynsbegäran.docx
+++ b/tillsyn/S 649-2023 tillsynsbegäran.docx
@@ -958,7 +958,7 @@
     <w:r>
       <w:tab/>
       <w:tab/>
-      <w:t>2026-07-27</w:t>
+      <w:t>2026-07-28</w:t>
       <w:br/>
       <w:br/>
     </w:r>

--- a/tillsyn/S 649-2023 tillsynsbegäran.docx
+++ b/tillsyn/S 649-2023 tillsynsbegäran.docx
@@ -958,7 +958,7 @@
     <w:r>
       <w:tab/>
       <w:tab/>
-      <w:t>2026-07-28</w:t>
+      <w:t>2026-07-29</w:t>
       <w:br/>
       <w:br/>
     </w:r>

--- a/tillsyn/S 649-2023 tillsynsbegäran.docx
+++ b/tillsyn/S 649-2023 tillsynsbegäran.docx
@@ -958,7 +958,7 @@
     <w:r>
       <w:tab/>
       <w:tab/>
-      <w:t>2026-07-29</w:t>
+      <w:t>2026-07-30</w:t>
       <w:br/>
       <w:br/>
     </w:r>

--- a/tillsyn/S 649-2023 tillsynsbegäran.docx
+++ b/tillsyn/S 649-2023 tillsynsbegäran.docx
@@ -958,7 +958,7 @@
     <w:r>
       <w:tab/>
       <w:tab/>
-      <w:t>2026-07-30</w:t>
+      <w:t>2026-07-31</w:t>
       <w:br/>
       <w:br/>
     </w:r>

--- a/tillsyn/S 649-2023 tillsynsbegäran.docx
+++ b/tillsyn/S 649-2023 tillsynsbegäran.docx
@@ -958,7 +958,7 @@
     <w:r>
       <w:tab/>
       <w:tab/>
-      <w:t>2026-07-31</w:t>
+      <w:t>2026-08-01</w:t>
       <w:br/>
       <w:br/>
     </w:r>

--- a/tillsyn/S 649-2023 tillsynsbegäran.docx
+++ b/tillsyn/S 649-2023 tillsynsbegäran.docx
@@ -958,7 +958,7 @@
     <w:r>
       <w:tab/>
       <w:tab/>
-      <w:t>2026-08-01</w:t>
+      <w:t>2026-08-02</w:t>
       <w:br/>
       <w:br/>
     </w:r>

--- a/tillsyn/S 649-2023 tillsynsbegäran.docx
+++ b/tillsyn/S 649-2023 tillsynsbegäran.docx
@@ -958,7 +958,7 @@
     <w:r>
       <w:tab/>
       <w:tab/>
-      <w:t>2026-08-02</w:t>
+      <w:t>2026-08-03</w:t>
       <w:br/>
       <w:br/>
     </w:r>

--- a/tillsyn/S 649-2023 tillsynsbegäran.docx
+++ b/tillsyn/S 649-2023 tillsynsbegäran.docx
@@ -958,7 +958,7 @@
     <w:r>
       <w:tab/>
       <w:tab/>
-      <w:t>2026-08-03</w:t>
+      <w:t>2026-08-05</w:t>
       <w:br/>
       <w:br/>
     </w:r>

--- a/tillsyn/S 649-2023 tillsynsbegäran.docx
+++ b/tillsyn/S 649-2023 tillsynsbegäran.docx
@@ -958,7 +958,7 @@
     <w:r>
       <w:tab/>
       <w:tab/>
-      <w:t>2026-08-05</w:t>
+      <w:t>2026-08-07</w:t>
       <w:br/>
       <w:br/>
     </w:r>

--- a/tillsyn/S 649-2023 tillsynsbegäran.docx
+++ b/tillsyn/S 649-2023 tillsynsbegäran.docx
@@ -958,7 +958,7 @@
     <w:r>
       <w:tab/>
       <w:tab/>
-      <w:t>2026-08-07</w:t>
+      <w:t>2026-08-08</w:t>
       <w:br/>
       <w:br/>
     </w:r>

--- a/tillsyn/S 649-2023 tillsynsbegäran.docx
+++ b/tillsyn/S 649-2023 tillsynsbegäran.docx
@@ -60,7 +60,7 @@
         <w:spacing w:after="240"/>
       </w:pPr>
       <w:r>
-        <w:t>Figur 1. Fyndplatser för naturvårdsarter i och inom 22 meter från samrådsanmälan. Markörer utan svart kant är placerade på fyndplatsen. Markörer med svart kant är placerade vid sidan av fyndplatsen har ett svart streck som visar fyndplatsens exakta position. Kartans mittpunktskoordinat är N 6313907, E 509558 i SWEREF 99 TM.</w:t>
+        <w:t>Figur 1. Fyndplatser för naturvårdsarter i och inom 22 meter från samrådsanmälan. Markörer utan svart kant är placerade på fyndplatsen. Markörer med svart kant är placerade vid sidan av fyndplatsen och har ett svart streck som visar fyndplatsens exakta position. Kartans mittpunktskoordinat är N 6313907, E 509558 i SWEREF 99 TM.</w:t>
       </w:r>
     </w:p>
     <w:p>
@@ -958,7 +958,7 @@
     <w:r>
       <w:tab/>
       <w:tab/>
-      <w:t>2026-08-14</w:t>
+      <w:t>2026-08-15</w:t>
       <w:br/>
       <w:br/>
     </w:r>

--- a/tillsyn/S 649-2023 tillsynsbegäran.docx
+++ b/tillsyn/S 649-2023 tillsynsbegäran.docx
@@ -958,7 +958,7 @@
     <w:r>
       <w:tab/>
       <w:tab/>
-      <w:t>2026-08-15</w:t>
+      <w:t>2026-08-16</w:t>
       <w:br/>
       <w:br/>
     </w:r>

--- a/tillsyn/S 649-2023 tillsynsbegäran.docx
+++ b/tillsyn/S 649-2023 tillsynsbegäran.docx
@@ -958,7 +958,7 @@
     <w:r>
       <w:tab/>
       <w:tab/>
-      <w:t>2026-08-16</w:t>
+      <w:t>2026-08-17</w:t>
       <w:br/>
       <w:br/>
     </w:r>

--- a/tillsyn/S 649-2023 tillsynsbegäran.docx
+++ b/tillsyn/S 649-2023 tillsynsbegäran.docx
@@ -958,7 +958,7 @@
     <w:r>
       <w:tab/>
       <w:tab/>
-      <w:t>2026-08-17</w:t>
+      <w:t>2026-08-18</w:t>
       <w:br/>
       <w:br/>
     </w:r>

--- a/tillsyn/S 649-2023 tillsynsbegäran.docx
+++ b/tillsyn/S 649-2023 tillsynsbegäran.docx
@@ -958,7 +958,7 @@
     <w:r>
       <w:tab/>
       <w:tab/>
-      <w:t>2026-08-18</w:t>
+      <w:t>2026-08-19</w:t>
       <w:br/>
       <w:br/>
     </w:r>

--- a/tillsyn/S 649-2023 tillsynsbegäran.docx
+++ b/tillsyn/S 649-2023 tillsynsbegäran.docx
@@ -958,7 +958,7 @@
     <w:r>
       <w:tab/>
       <w:tab/>
-      <w:t>2026-08-19</w:t>
+      <w:t>2026-08-20</w:t>
       <w:br/>
       <w:br/>
     </w:r>

--- a/tillsyn/S 649-2023 tillsynsbegäran.docx
+++ b/tillsyn/S 649-2023 tillsynsbegäran.docx
@@ -958,7 +958,7 @@
     <w:r>
       <w:tab/>
       <w:tab/>
-      <w:t>2026-08-20</w:t>
+      <w:t>2026-08-21</w:t>
       <w:br/>
       <w:br/>
     </w:r>

--- a/tillsyn/S 649-2023 tillsynsbegäran.docx
+++ b/tillsyn/S 649-2023 tillsynsbegäran.docx
@@ -958,7 +958,7 @@
     <w:r>
       <w:tab/>
       <w:tab/>
-      <w:t>2026-08-21</w:t>
+      <w:t>2026-08-22</w:t>
       <w:br/>
       <w:br/>
     </w:r>

--- a/tillsyn/S 649-2023 tillsynsbegäran.docx
+++ b/tillsyn/S 649-2023 tillsynsbegäran.docx
@@ -958,7 +958,7 @@
     <w:r>
       <w:tab/>
       <w:tab/>
-      <w:t>2026-08-22</w:t>
+      <w:t>2026-08-23</w:t>
       <w:br/>
       <w:br/>
     </w:r>

--- a/tillsyn/S 649-2023 tillsynsbegäran.docx
+++ b/tillsyn/S 649-2023 tillsynsbegäran.docx
@@ -958,7 +958,7 @@
     <w:r>
       <w:tab/>
       <w:tab/>
-      <w:t>2026-08-23</w:t>
+      <w:t>2026-08-24</w:t>
       <w:br/>
       <w:br/>
     </w:r>

--- a/tillsyn/S 649-2023 tillsynsbegäran.docx
+++ b/tillsyn/S 649-2023 tillsynsbegäran.docx
@@ -958,7 +958,7 @@
     <w:r>
       <w:tab/>
       <w:tab/>
-      <w:t>2026-08-24</w:t>
+      <w:t>2026-08-25</w:t>
       <w:br/>
       <w:br/>
     </w:r>

--- a/tillsyn/S 649-2023 tillsynsbegäran.docx
+++ b/tillsyn/S 649-2023 tillsynsbegäran.docx
@@ -958,7 +958,7 @@
     <w:r>
       <w:tab/>
       <w:tab/>
-      <w:t>2026-08-25</w:t>
+      <w:t>2026-08-26</w:t>
       <w:br/>
       <w:br/>
     </w:r>

--- a/tillsyn/S 649-2023 tillsynsbegäran.docx
+++ b/tillsyn/S 649-2023 tillsynsbegäran.docx
@@ -958,7 +958,7 @@
     <w:r>
       <w:tab/>
       <w:tab/>
-      <w:t>2026-08-26</w:t>
+      <w:t>2026-08-27</w:t>
       <w:br/>
       <w:br/>
     </w:r>

--- a/tillsyn/S 649-2023 tillsynsbegäran.docx
+++ b/tillsyn/S 649-2023 tillsynsbegäran.docx
@@ -958,7 +958,7 @@
     <w:r>
       <w:tab/>
       <w:tab/>
-      <w:t>2026-08-27</w:t>
+      <w:t>2026-08-28</w:t>
       <w:br/>
       <w:br/>
     </w:r>

--- a/tillsyn/S 649-2023 tillsynsbegäran.docx
+++ b/tillsyn/S 649-2023 tillsynsbegäran.docx
@@ -958,7 +958,7 @@
     <w:r>
       <w:tab/>
       <w:tab/>
-      <w:t>2026-08-28</w:t>
+      <w:t>2026-08-29</w:t>
       <w:br/>
       <w:br/>
     </w:r>

--- a/tillsyn/S 649-2023 tillsynsbegäran.docx
+++ b/tillsyn/S 649-2023 tillsynsbegäran.docx
@@ -958,7 +958,7 @@
     <w:r>
       <w:tab/>
       <w:tab/>
-      <w:t>2026-08-29</w:t>
+      <w:t>2026-08-31</w:t>
       <w:br/>
       <w:br/>
     </w:r>

--- a/tillsyn/S 649-2023 tillsynsbegäran.docx
+++ b/tillsyn/S 649-2023 tillsynsbegäran.docx
@@ -958,7 +958,7 @@
     <w:r>
       <w:tab/>
       <w:tab/>
-      <w:t>2026-08-31</w:t>
+      <w:t>2026-09-01</w:t>
       <w:br/>
       <w:br/>
     </w:r>

--- a/tillsyn/S 649-2023 tillsynsbegäran.docx
+++ b/tillsyn/S 649-2023 tillsynsbegäran.docx
@@ -958,7 +958,7 @@
     <w:r>
       <w:tab/>
       <w:tab/>
-      <w:t>2026-09-01</w:t>
+      <w:t>2026-09-02</w:t>
       <w:br/>
       <w:br/>
     </w:r>

--- a/tillsyn/S 649-2023 tillsynsbegäran.docx
+++ b/tillsyn/S 649-2023 tillsynsbegäran.docx
@@ -958,7 +958,7 @@
     <w:r>
       <w:tab/>
       <w:tab/>
-      <w:t>2026-09-02</w:t>
+      <w:t>2026-09-03</w:t>
       <w:br/>
       <w:br/>
     </w:r>

--- a/tillsyn/S 649-2023 tillsynsbegäran.docx
+++ b/tillsyn/S 649-2023 tillsynsbegäran.docx
@@ -958,7 +958,7 @@
     <w:r>
       <w:tab/>
       <w:tab/>
-      <w:t>2026-09-03</w:t>
+      <w:t>2026-09-04</w:t>
       <w:br/>
       <w:br/>
     </w:r>

--- a/tillsyn/S 649-2023 tillsynsbegäran.docx
+++ b/tillsyn/S 649-2023 tillsynsbegäran.docx
@@ -958,7 +958,7 @@
     <w:r>
       <w:tab/>
       <w:tab/>
-      <w:t>2026-09-04</w:t>
+      <w:t>2026-09-05</w:t>
       <w:br/>
       <w:br/>
     </w:r>

--- a/tillsyn/S 649-2023 tillsynsbegäran.docx
+++ b/tillsyn/S 649-2023 tillsynsbegäran.docx
@@ -958,7 +958,7 @@
     <w:r>
       <w:tab/>
       <w:tab/>
-      <w:t>2026-09-05</w:t>
+      <w:t>2026-09-06</w:t>
       <w:br/>
       <w:br/>
     </w:r>

--- a/tillsyn/S 649-2023 tillsynsbegäran.docx
+++ b/tillsyn/S 649-2023 tillsynsbegäran.docx
@@ -958,7 +958,7 @@
     <w:r>
       <w:tab/>
       <w:tab/>
-      <w:t>2026-09-06</w:t>
+      <w:t>2026-09-07</w:t>
       <w:br/>
       <w:br/>
     </w:r>

--- a/tillsyn/S 649-2023 tillsynsbegäran.docx
+++ b/tillsyn/S 649-2023 tillsynsbegäran.docx
@@ -958,7 +958,7 @@
     <w:r>
       <w:tab/>
       <w:tab/>
-      <w:t>2026-09-07</w:t>
+      <w:t>2026-09-08</w:t>
       <w:br/>
       <w:br/>
     </w:r>

--- a/tillsyn/S 649-2023 tillsynsbegäran.docx
+++ b/tillsyn/S 649-2023 tillsynsbegäran.docx
@@ -958,7 +958,7 @@
     <w:r>
       <w:tab/>
       <w:tab/>
-      <w:t>2026-09-08</w:t>
+      <w:t>2026-09-09</w:t>
       <w:br/>
       <w:br/>
     </w:r>

--- a/tillsyn/S 649-2023 tillsynsbegäran.docx
+++ b/tillsyn/S 649-2023 tillsynsbegäran.docx
@@ -958,7 +958,7 @@
     <w:r>
       <w:tab/>
       <w:tab/>
-      <w:t>2026-09-09</w:t>
+      <w:t>2026-09-10</w:t>
       <w:br/>
       <w:br/>
     </w:r>

--- a/tillsyn/S 649-2023 tillsynsbegäran.docx
+++ b/tillsyn/S 649-2023 tillsynsbegäran.docx
@@ -958,7 +958,7 @@
     <w:r>
       <w:tab/>
       <w:tab/>
-      <w:t>2026-09-10</w:t>
+      <w:t>2026-09-11</w:t>
       <w:br/>
       <w:br/>
     </w:r>

--- a/tillsyn/S 649-2023 tillsynsbegäran.docx
+++ b/tillsyn/S 649-2023 tillsynsbegäran.docx
@@ -958,7 +958,7 @@
     <w:r>
       <w:tab/>
       <w:tab/>
-      <w:t>2026-09-11</w:t>
+      <w:t>2026-09-12</w:t>
       <w:br/>
       <w:br/>
     </w:r>
